--- a/word_reports/LP_0041_위치_337_Various Artists_The Best .docx
+++ b/word_reports/LP_0041_위치_337_Various Artists_The Best .docx
@@ -4,7 +4,7 @@
   <w:body>
     <w:p>
       <w:pPr>
-        <w:spacing w:after="280"/>
+        <w:spacing w:after="80"/>
       </w:pPr>
       <w:r>
         <w:rPr w:rFonts="맑은 고딕">
@@ -13,94 +13,47 @@
           <w:color w:val="1E3A8A"/>
           <w:sz w:val="30"/>
         </w:rPr>
-        <w:t>[337] Various Artists - The Best Songs From EMI Vol. 1</w:t>
+        <w:t>Various Artists - The Best Songs From EMI Vol. 1</w:t>
       </w:r>
     </w:p>
     <w:p>
       <w:pPr>
-        <w:spacing w:after="320"/>
+        <w:spacing w:after="240"/>
       </w:pPr>
       <w:r>
         <w:rPr w:rFonts="맑은 고딕">
           <w:rFonts w:ascii="맑은 고딕" w:hAnsi="맑은 고딕" w:eastAsia="맑은 고딕"/>
           <w:b/>
-          <w:sz w:val="20"/>
+          <w:color w:val="4B5563"/>
+          <w:sz w:val="22"/>
         </w:rPr>
-        <w:t>■ 위치 : 337</w:t>
-        <w:br/>
-      </w:r>
-      <w:r>
-        <w:rPr w:rFonts="맑은 고딕">
-          <w:rFonts w:ascii="맑은 고딕" w:hAnsi="맑은 고딕" w:eastAsia="맑은 고딕"/>
-          <w:b/>
-          <w:sz w:val="20"/>
-        </w:rPr>
-        <w:t>■ 아티스트 : Various Artists</w:t>
-        <w:br/>
-      </w:r>
-      <w:r>
-        <w:rPr w:rFonts="맑은 고딕">
-          <w:rFonts w:ascii="맑은 고딕" w:hAnsi="맑은 고딕" w:eastAsia="맑은 고딕"/>
-          <w:b/>
-          <w:sz w:val="20"/>
-        </w:rPr>
-        <w:t>■ 앨범명 : The Best Songs From EMI Vol. 1</w:t>
-        <w:br/>
-      </w:r>
-      <w:r>
-        <w:rPr w:rFonts="맑은 고딕">
-          <w:rFonts w:ascii="맑은 고딕" w:hAnsi="맑은 고딕" w:eastAsia="맑은 고딕"/>
-          <w:b w:val="0"/>
-          <w:sz w:val="20"/>
-        </w:rPr>
-        <w:t>■ 음반 레이블 : EMI (EMI Records)</w:t>
-        <w:br/>
-      </w:r>
-      <w:r>
-        <w:rPr w:rFonts="맑은 고딕">
-          <w:rFonts w:ascii="맑은 고딕" w:hAnsi="맑은 고딕" w:eastAsia="맑은 고딕"/>
-          <w:b w:val="0"/>
-          <w:sz w:val="20"/>
-        </w:rPr>
-        <w:t>■ 발매년도 : 1979</w:t>
-        <w:br/>
-      </w:r>
-      <w:r>
-        <w:rPr w:rFonts="맑은 고딕">
-          <w:rFonts w:ascii="맑은 고딕" w:hAnsi="맑은 고딕" w:eastAsia="맑은 고딕"/>
-          <w:b w:val="0"/>
-          <w:sz w:val="20"/>
-        </w:rPr>
-        <w:t>■ 장르 : 팝 / 스탠더드 팝 / 팝 발라드</w:t>
-        <w:br/>
-      </w:r>
-      <w:r>
-        <w:rPr w:rFonts="맑은 고딕">
-          <w:rFonts w:ascii="맑은 고딕" w:hAnsi="맑은 고딕" w:eastAsia="맑은 고딕"/>
-          <w:b w:val="0"/>
-          <w:sz w:val="20"/>
-        </w:rPr>
-        <w:t>■ 주요 수록곡 : 1. Matt Monro - Softly As I Leave You</w:t>
-        <w:br/>
+        <w:t>위치 :  337</w:t>
       </w:r>
     </w:p>
     <w:p>
       <w:pPr>
-        <w:spacing w:after="160"/>
+        <w:spacing w:line="324" w:lineRule="auto" w:before="80" w:after="160"/>
       </w:pPr>
       <w:r>
         <w:rPr w:rFonts="맑은 고딕">
           <w:rFonts w:ascii="맑은 고딕" w:hAnsi="맑은 고딕" w:eastAsia="맑은 고딕"/>
           <w:b/>
           <w:color w:val="1F2937"/>
-          <w:sz w:val="24"/>
+          <w:sz w:val="22"/>
         </w:rPr>
-        <w:t>■ 음반 해설 및 감상 가이드</w:t>
+        <w:t xml:space="preserve">[음반 소개] </w:t>
+      </w:r>
+      <w:r>
+        <w:rPr w:rFonts="맑은 고딕">
+          <w:rFonts w:ascii="맑은 고딕" w:hAnsi="맑은 고딕" w:eastAsia="맑은 고딕"/>
+          <w:b w:val="0"/>
+          <w:sz w:val="21"/>
+        </w:rPr>
       </w:r>
     </w:p>
     <w:p>
       <w:pPr>
-        <w:spacing w:line="312" w:lineRule="auto" w:after="120"/>
+        <w:spacing w:line="324" w:lineRule="auto" w:after="120"/>
       </w:pPr>
       <w:r>
         <w:rPr w:rFonts="맑은 고딕">
@@ -108,51 +61,516 @@
           <w:b w:val="0"/>
           <w:sz w:val="21"/>
         </w:rPr>
-        <w:t>세계 대중음악사를 이끌어온 거대 음반사 EMI의 찬란한 유산을 한데 모은 《The Best Songs From EMI Vol. 1》은 20세기 후반을 풍미했던 명곡들을 정갈하게 담아낸 프리미엄 옴니버스 음반입니다. EMI가 보유했던 아티스트 라인업의 화려함과 독보적인 음악적 다양성을 명확히 보여주는 이 음반은, LP 황금기 시절 음악 애호가들에게 깊은 감동과 낭만을 선사했던 명음반으로 손꼽힙니다.</w:t>
+        <w:t>반세기가 넘는 세월 동안 세계 대중음악의 찬란한 금자탑을 쌓아 올린 전설적인 레이블 EMI의 눈부신 유산들이 한 장의 바이닐 위에 아름답게 수놓아져 있습니다. 시대를 초월해 전 세계 음악 애호가들의 가슴을 적신 팝과 록의 정수들이 유려한 선율을 따라 보석처럼 펼쳐지며, 아날로그 황금기가 품었던 순수한 낭만을 고스란히 되살려냅니다. 당대 최고의 거장들이 빚어낸 영롱한 멜로디와 서정적인 노랫말은 세월의 더께를 걷어내고 여전히 가슴 벅찬 울림으로 다가옵니다. 음악이 삶의 가장 깊은 위로이자 찬란한 빛이었던 시절의 온기가 턴테이블의 회전을 타고 아늑한 추억의 공간을 창조해 냅니다.</w:t>
       </w:r>
     </w:p>
     <w:p>
       <w:pPr>
-        <w:spacing w:line="312" w:lineRule="auto" w:after="120"/>
+        <w:spacing w:line="324" w:lineRule="auto" w:before="200" w:after="80"/>
       </w:pPr>
+      <w:r>
+        <w:rPr w:rFonts="맑은 고딕">
+          <w:rFonts w:ascii="맑은 고딕" w:hAnsi="맑은 고딕" w:eastAsia="맑은 고딕"/>
+          <w:b/>
+          <w:color w:val="1E3A8A"/>
+          <w:sz w:val="24"/>
+        </w:rPr>
+        <w:t>1. 음반 데이터</w:t>
+      </w:r>
+    </w:p>
+    <w:p>
+      <w:pPr>
+        <w:spacing w:line="324" w:lineRule="auto" w:after="80"/>
+      </w:pPr>
+      <w:r>
+        <w:rPr w:rFonts="맑은 고딕">
+          <w:rFonts w:ascii="맑은 고딕" w:hAnsi="맑은 고딕" w:eastAsia="맑은 고딕"/>
+          <w:b w:val="0"/>
+          <w:color w:val="6B7280"/>
+          <w:sz w:val="21"/>
+        </w:rPr>
+        <w:t xml:space="preserve">· </w:t>
+      </w:r>
+      <w:r>
+        <w:rPr w:rFonts="맑은 고딕">
+          <w:rFonts w:ascii="맑은 고딕" w:hAnsi="맑은 고딕" w:eastAsia="맑은 고딕"/>
+          <w:b/>
+          <w:color w:val="1F2937"/>
+          <w:sz w:val="21"/>
+        </w:rPr>
+        <w:t xml:space="preserve">앨범명: </w:t>
+      </w:r>
       <w:r>
         <w:rPr w:rFonts="맑은 고딕">
           <w:rFonts w:ascii="맑은 고딕" w:hAnsi="맑은 고딕" w:eastAsia="맑은 고딕"/>
           <w:b w:val="0"/>
           <w:sz w:val="21"/>
         </w:rPr>
-        <w:t>본 음반은 팝 발라드부터 스탠더드 팝, 록 음악에 이르기까지 서정적이면서도 품격 있는 트랙들로 세심하게 조율되어 있습니다. '영국의 프랭크 시나트라'라 불리는 맷 모노(Matt Monro)의 감미롭고 중후한 보컬, 청아한 음색으로 시대를 사로잡은 올리비아 뉴튼 존(Olivia Newton-John), 그리고 묵직한 성량과 압도적인 감정 표현으로 좌중을 압도하는 셜리 배시(Shirley Bassey)의 대표곡들이 유기적으로 이어집니다. 여기에 클리프 리차드(Cliff Richard)의 청량한 멜로디가 더해져 음반 전체에 활력과 입체감을 부여합니다.</w:t>
+        <w:t>The Best Songs From EMI Vol. 1</w:t>
       </w:r>
     </w:p>
     <w:p>
       <w:pPr>
-        <w:spacing w:line="312" w:lineRule="auto" w:after="120"/>
+        <w:spacing w:line="324" w:lineRule="auto" w:after="80"/>
       </w:pPr>
+      <w:r>
+        <w:rPr w:rFonts="맑은 고딕">
+          <w:rFonts w:ascii="맑은 고딕" w:hAnsi="맑은 고딕" w:eastAsia="맑은 고딕"/>
+          <w:b w:val="0"/>
+          <w:color w:val="6B7280"/>
+          <w:sz w:val="21"/>
+        </w:rPr>
+        <w:t xml:space="preserve">· </w:t>
+      </w:r>
+      <w:r>
+        <w:rPr w:rFonts="맑은 고딕">
+          <w:rFonts w:ascii="맑은 고딕" w:hAnsi="맑은 고딕" w:eastAsia="맑은 고딕"/>
+          <w:b/>
+          <w:color w:val="1F2937"/>
+          <w:sz w:val="21"/>
+        </w:rPr>
+        <w:t xml:space="preserve">아티스트: </w:t>
+      </w:r>
       <w:r>
         <w:rPr w:rFonts="맑은 고딕">
           <w:rFonts w:ascii="맑은 고딕" w:hAnsi="맑은 고딕" w:eastAsia="맑은 고딕"/>
           <w:b w:val="0"/>
           <w:sz w:val="21"/>
         </w:rPr>
-        <w:t>아날로그 녹음의 정점에서 제작된 수록곡들은 풍성한 현악 앙상블과 섬세한 어쿠스틱 세션, 그리고 보컬의 미세한 숨결까지 선명하게 포착해 냅니다. 과장되지 않은 온화한 스튜디오 사운드와 완벽한 밸런스를 이루는 편곡은 각 아티스트 고유의 음색을 한층 고혹적으로 빛나게 합니다. 특히 턴테이블의 바늘이 따스한 그루브를 지날 때 울려 퍼지는 깊은 아날로그 공간감은 LP 청취만의 특별한 미학을 선사합니다.</w:t>
+        <w:t>Various Artists</w:t>
       </w:r>
     </w:p>
     <w:p>
       <w:pPr>
-        <w:spacing w:line="312" w:lineRule="auto" w:after="120"/>
+        <w:spacing w:line="324" w:lineRule="auto" w:after="80"/>
       </w:pPr>
+      <w:r>
+        <w:rPr w:rFonts="맑은 고딕">
+          <w:rFonts w:ascii="맑은 고딕" w:hAnsi="맑은 고딕" w:eastAsia="맑은 고딕"/>
+          <w:b w:val="0"/>
+          <w:color w:val="6B7280"/>
+          <w:sz w:val="21"/>
+        </w:rPr>
+        <w:t xml:space="preserve">· </w:t>
+      </w:r>
+      <w:r>
+        <w:rPr w:rFonts="맑은 고딕">
+          <w:rFonts w:ascii="맑은 고딕" w:hAnsi="맑은 고딕" w:eastAsia="맑은 고딕"/>
+          <w:b/>
+          <w:color w:val="1F2937"/>
+          <w:sz w:val="21"/>
+        </w:rPr>
+        <w:t xml:space="preserve">발매 정보: </w:t>
+      </w:r>
       <w:r>
         <w:rPr w:rFonts="맑은 고딕">
           <w:rFonts w:ascii="맑은 고딕" w:hAnsi="맑은 고딕" w:eastAsia="맑은 고딕"/>
           <w:b w:val="0"/>
           <w:sz w:val="21"/>
         </w:rPr>
-        <w:t>《The Best Songs From EMI Vol. 1》은 단순한 히트곡 모음집을 넘어, 시대의 낭만과 예술성이 빚어낸 대중음악의 정수입니다. 정돈된 조명 아래 턴테이블 위에 놓인 이 음반을 감상하다 보면, 세월이 흘러도 변하지 않는 클래식 팝 멜로디의 아련함과 고전적인 아름다움을 깊이 체감할 수 있을 것입니다.</w:t>
+        <w:t>유서 깊은 음반 명가 EMI(Electric and Musical Industries)의 방대한 아카이브 중 대중의 뜨거운 사랑을 받은 대표 명곡들을 엄선하여 정성스럽게 엮어낸 기획 컴필레이션 음반입니다.</w:t>
+      </w:r>
+    </w:p>
+    <w:p>
+      <w:pPr>
+        <w:spacing w:line="324" w:lineRule="auto" w:after="80"/>
+      </w:pPr>
+      <w:r>
+        <w:rPr w:rFonts="맑은 고딕">
+          <w:rFonts w:ascii="맑은 고딕" w:hAnsi="맑은 고딕" w:eastAsia="맑은 고딕"/>
+          <w:b w:val="0"/>
+          <w:color w:val="6B7280"/>
+          <w:sz w:val="21"/>
+        </w:rPr>
+        <w:t xml:space="preserve">· </w:t>
+      </w:r>
+      <w:r>
+        <w:rPr w:rFonts="맑은 고딕">
+          <w:rFonts w:ascii="맑은 고딕" w:hAnsi="맑은 고딕" w:eastAsia="맑은 고딕"/>
+          <w:b/>
+          <w:color w:val="1F2937"/>
+          <w:sz w:val="21"/>
+        </w:rPr>
+        <w:t xml:space="preserve">LP 인기도(판매량): </w:t>
+      </w:r>
+      <w:r>
+        <w:rPr w:rFonts="맑은 고딕">
+          <w:rFonts w:ascii="맑은 고딕" w:hAnsi="맑은 고딕" w:eastAsia="맑은 고딕"/>
+          <w:b w:val="0"/>
+          <w:sz w:val="21"/>
+        </w:rPr>
+        <w:t>발매 당시 전 세계 및 국내 팝 음악 애호가들 사이에서 필청 음반으로 손꼽히며 폭발적인 판매고를 기록하였고, 라디오 애청곡 순위의 상위권을 독식하며 스테디셀러로 자리매김했습니다.</w:t>
+      </w:r>
+    </w:p>
+    <w:p>
+      <w:pPr>
+        <w:spacing w:line="324" w:lineRule="auto" w:after="80"/>
+      </w:pPr>
+      <w:r>
+        <w:rPr w:rFonts="맑은 고딕">
+          <w:rFonts w:ascii="맑은 고딕" w:hAnsi="맑은 고딕" w:eastAsia="맑은 고딕"/>
+          <w:b w:val="0"/>
+          <w:color w:val="6B7280"/>
+          <w:sz w:val="21"/>
+        </w:rPr>
+        <w:t xml:space="preserve">· </w:t>
+      </w:r>
+      <w:r>
+        <w:rPr w:rFonts="맑은 고딕">
+          <w:rFonts w:ascii="맑은 고딕" w:hAnsi="맑은 고딕" w:eastAsia="맑은 고딕"/>
+          <w:b/>
+          <w:color w:val="1F2937"/>
+          <w:sz w:val="21"/>
+        </w:rPr>
+        <w:t xml:space="preserve">각종 수상경력: </w:t>
+      </w:r>
+      <w:r>
+        <w:rPr w:rFonts="맑은 고딕">
+          <w:rFonts w:ascii="맑은 고딕" w:hAnsi="맑은 고딕" w:eastAsia="맑은 고딕"/>
+          <w:b w:val="0"/>
+          <w:sz w:val="21"/>
+        </w:rPr>
+        <w:t>수록곡 대다수가 빌보드 핫 100 1위, 그래미 어워드, 브릿 어워즈 등 세계 유수의 음악 시상식을 석권했던 기념비적인 히트 트랙들로 구성되어 레이블의 공인된 음악적 위상을 증명합니다.</w:t>
+      </w:r>
+    </w:p>
+    <w:p>
+      <w:pPr>
+        <w:spacing w:line="324" w:lineRule="auto" w:before="200" w:after="80"/>
+      </w:pPr>
+      <w:r>
+        <w:rPr w:rFonts="맑은 고딕">
+          <w:rFonts w:ascii="맑은 고딕" w:hAnsi="맑은 고딕" w:eastAsia="맑은 고딕"/>
+          <w:b/>
+          <w:color w:val="1E3A8A"/>
+          <w:sz w:val="24"/>
+        </w:rPr>
+        <w:t>2. 아티스트 정보</w:t>
+      </w:r>
+    </w:p>
+    <w:p>
+      <w:pPr>
+        <w:spacing w:line="324" w:lineRule="auto" w:after="80"/>
+      </w:pPr>
+      <w:r>
+        <w:rPr w:rFonts="맑은 고딕">
+          <w:rFonts w:ascii="맑은 고딕" w:hAnsi="맑은 고딕" w:eastAsia="맑은 고딕"/>
+          <w:b w:val="0"/>
+          <w:color w:val="6B7280"/>
+          <w:sz w:val="21"/>
+        </w:rPr>
+        <w:t xml:space="preserve">· </w:t>
+      </w:r>
+      <w:r>
+        <w:rPr w:rFonts="맑은 고딕">
+          <w:rFonts w:ascii="맑은 고딕" w:hAnsi="맑은 고딕" w:eastAsia="맑은 고딕"/>
+          <w:b/>
+          <w:color w:val="1F2937"/>
+          <w:sz w:val="21"/>
+        </w:rPr>
+        <w:t xml:space="preserve">국적: </w:t>
+      </w:r>
+      <w:r>
+        <w:rPr w:rFonts="맑은 고딕">
+          <w:rFonts w:ascii="맑은 고딕" w:hAnsi="맑은 고딕" w:eastAsia="맑은 고딕"/>
+          <w:b w:val="0"/>
+          <w:sz w:val="21"/>
+        </w:rPr>
+        <w:t>다국적 (영국, 미국 등)</w:t>
+      </w:r>
+    </w:p>
+    <w:p>
+      <w:pPr>
+        <w:spacing w:line="324" w:lineRule="auto" w:after="80"/>
+      </w:pPr>
+      <w:r>
+        <w:rPr w:rFonts="맑은 고딕">
+          <w:rFonts w:ascii="맑은 고딕" w:hAnsi="맑은 고딕" w:eastAsia="맑은 고딕"/>
+          <w:b w:val="0"/>
+          <w:color w:val="6B7280"/>
+          <w:sz w:val="21"/>
+        </w:rPr>
+        <w:t xml:space="preserve">· </w:t>
+      </w:r>
+      <w:r>
+        <w:rPr w:rFonts="맑은 고딕">
+          <w:rFonts w:ascii="맑은 고딕" w:hAnsi="맑은 고딕" w:eastAsia="맑은 고딕"/>
+          <w:b/>
+          <w:color w:val="1F2937"/>
+          <w:sz w:val="21"/>
+        </w:rPr>
+        <w:t xml:space="preserve">생몰년도: </w:t>
+      </w:r>
+      <w:r>
+        <w:rPr w:rFonts="맑은 고딕">
+          <w:rFonts w:ascii="맑은 고딕" w:hAnsi="맑은 고딕" w:eastAsia="맑은 고딕"/>
+          <w:b w:val="0"/>
+          <w:sz w:val="21"/>
+        </w:rPr>
+        <w:t>해당 없음 (컴필레이션 앨범)</w:t>
+      </w:r>
+    </w:p>
+    <w:p>
+      <w:pPr>
+        <w:spacing w:line="324" w:lineRule="auto" w:after="80"/>
+      </w:pPr>
+      <w:r>
+        <w:rPr w:rFonts="맑은 고딕">
+          <w:rFonts w:ascii="맑은 고딕" w:hAnsi="맑은 고딕" w:eastAsia="맑은 고딕"/>
+          <w:b w:val="0"/>
+          <w:color w:val="6B7280"/>
+          <w:sz w:val="21"/>
+        </w:rPr>
+        <w:t xml:space="preserve">· </w:t>
+      </w:r>
+      <w:r>
+        <w:rPr w:rFonts="맑은 고딕">
+          <w:rFonts w:ascii="맑은 고딕" w:hAnsi="맑은 고딕" w:eastAsia="맑은 고딕"/>
+          <w:b/>
+          <w:color w:val="1F2937"/>
+          <w:sz w:val="21"/>
+        </w:rPr>
+        <w:t xml:space="preserve">그룹 소속: </w:t>
+      </w:r>
+      <w:r>
+        <w:rPr w:rFonts="맑은 고딕">
+          <w:rFonts w:ascii="맑은 고딕" w:hAnsi="맑은 고딕" w:eastAsia="맑은 고딕"/>
+          <w:b w:val="0"/>
+          <w:sz w:val="21"/>
+        </w:rPr>
+        <w:t>옴니버스 (Various Artists)</w:t>
+      </w:r>
+    </w:p>
+    <w:p>
+      <w:pPr>
+        <w:spacing w:line="324" w:lineRule="auto" w:after="80"/>
+      </w:pPr>
+      <w:r>
+        <w:rPr w:rFonts="맑은 고딕">
+          <w:rFonts w:ascii="맑은 고딕" w:hAnsi="맑은 고딕" w:eastAsia="맑은 고딕"/>
+          <w:b w:val="0"/>
+          <w:color w:val="6B7280"/>
+          <w:sz w:val="21"/>
+        </w:rPr>
+        <w:t xml:space="preserve">· </w:t>
+      </w:r>
+      <w:r>
+        <w:rPr w:rFonts="맑은 고딕">
+          <w:rFonts w:ascii="맑은 고딕" w:hAnsi="맑은 고딕" w:eastAsia="맑은 고딕"/>
+          <w:b/>
+          <w:color w:val="1F2937"/>
+          <w:sz w:val="21"/>
+        </w:rPr>
+        <w:t xml:space="preserve">아티스트 소개: </w:t>
+      </w:r>
+      <w:r>
+        <w:rPr w:rFonts="맑은 고딕">
+          <w:rFonts w:ascii="맑은 고딕" w:hAnsi="맑은 고딕" w:eastAsia="맑은 고딕"/>
+          <w:b w:val="0"/>
+          <w:sz w:val="21"/>
+        </w:rPr>
+        <w:t>비틀즈를 필두로 팝 음악의 종주국 역할을 해온 영국 EMI의 간판 아티스트들이 대거 포진하여 다채로운 음악적 스펙트럼을 과시합니다. 팝, 포크, 소프트 록, 발라드 등 각 장르를 개척하고 완성한 전설적인 보컬리스트와 밴드들의 음악적 개성이 완벽한 조화를 이룹니다. 이들은 대중성과 예술성의 경계를 허물며 현대 팝 음악의 기틀을 확립한 위대한 거장들입니다.</w:t>
+      </w:r>
+    </w:p>
+    <w:p>
+      <w:pPr>
+        <w:spacing w:line="324" w:lineRule="auto" w:before="200" w:after="80"/>
+      </w:pPr>
+      <w:r>
+        <w:rPr w:rFonts="맑은 고딕">
+          <w:rFonts w:ascii="맑은 고딕" w:hAnsi="맑은 고딕" w:eastAsia="맑은 고딕"/>
+          <w:b/>
+          <w:color w:val="1E3A8A"/>
+          <w:sz w:val="24"/>
+        </w:rPr>
+        <w:t>3. 음반 상세 분석</w:t>
+      </w:r>
+    </w:p>
+    <w:p>
+      <w:pPr>
+        <w:spacing w:line="324" w:lineRule="auto" w:after="80"/>
+      </w:pPr>
+      <w:r>
+        <w:rPr w:rFonts="맑은 고딕">
+          <w:rFonts w:ascii="맑은 고딕" w:hAnsi="맑은 고딕" w:eastAsia="맑은 고딕"/>
+          <w:b w:val="0"/>
+          <w:color w:val="6B7280"/>
+          <w:sz w:val="21"/>
+        </w:rPr>
+        <w:t xml:space="preserve">· </w:t>
+      </w:r>
+      <w:r>
+        <w:rPr w:rFonts="맑은 고딕">
+          <w:rFonts w:ascii="맑은 고딕" w:hAnsi="맑은 고딕" w:eastAsia="맑은 고딕"/>
+          <w:b/>
+          <w:color w:val="1F2937"/>
+          <w:sz w:val="21"/>
+        </w:rPr>
+        <w:t xml:space="preserve">역사적 위치: </w:t>
+      </w:r>
+      <w:r>
+        <w:rPr w:rFonts="맑은 고딕">
+          <w:rFonts w:ascii="맑은 고딕" w:hAnsi="맑은 고딕" w:eastAsia="맑은 고딕"/>
+          <w:b w:val="0"/>
+          <w:sz w:val="21"/>
+        </w:rPr>
+        <w:t>단편적인 유행가를 나열하는 데 그치지 않고, 팝 음악이 가장 화려하고 서정적으로 꽃피웠던 1970~80년대의 음악사적 지형도를 한눈에 조망할 수 있는 귀중한 문화적 사료입니다.</w:t>
+      </w:r>
+    </w:p>
+    <w:p>
+      <w:pPr>
+        <w:spacing w:line="324" w:lineRule="auto" w:after="80"/>
+      </w:pPr>
+      <w:r>
+        <w:rPr w:rFonts="맑은 고딕">
+          <w:rFonts w:ascii="맑은 고딕" w:hAnsi="맑은 고딕" w:eastAsia="맑은 고딕"/>
+          <w:b w:val="0"/>
+          <w:color w:val="6B7280"/>
+          <w:sz w:val="21"/>
+        </w:rPr>
+        <w:t xml:space="preserve">· </w:t>
+      </w:r>
+      <w:r>
+        <w:rPr w:rFonts="맑은 고딕">
+          <w:rFonts w:ascii="맑은 고딕" w:hAnsi="맑은 고딕" w:eastAsia="맑은 고딕"/>
+          <w:b/>
+          <w:color w:val="1F2937"/>
+          <w:sz w:val="21"/>
+        </w:rPr>
+        <w:t xml:space="preserve">시대의 흔적(스토리텔링): </w:t>
+      </w:r>
+      <w:r>
+        <w:rPr w:rFonts="맑은 고딕">
+          <w:rFonts w:ascii="맑은 고딕" w:hAnsi="맑은 고딕" w:eastAsia="맑은 고딕"/>
+          <w:b w:val="0"/>
+          <w:sz w:val="21"/>
+        </w:rPr>
+        <w:t>늦은 밤 심야 라디오에서 흘러나오는 감미로운 멜로디에 귀 기울이며 카세트테이프에 녹음 버튼을 누르던 그 시절 청춘들의 애틋한 추억과 낭만적인 공기가 음구(Groove)마다 아련하게 새겨져 있습니다.</w:t>
+      </w:r>
+    </w:p>
+    <w:p>
+      <w:pPr>
+        <w:spacing w:line="324" w:lineRule="auto" w:before="200" w:after="80"/>
+      </w:pPr>
+      <w:r>
+        <w:rPr w:rFonts="맑은 고딕">
+          <w:rFonts w:ascii="맑은 고딕" w:hAnsi="맑은 고딕" w:eastAsia="맑은 고딕"/>
+          <w:b/>
+          <w:color w:val="1E3A8A"/>
+          <w:sz w:val="24"/>
+        </w:rPr>
+        <w:t>4. 주요 수록곡 및 감상 제언</w:t>
+      </w:r>
+    </w:p>
+    <w:p>
+      <w:pPr>
+        <w:spacing w:line="324" w:lineRule="auto" w:after="80"/>
+      </w:pPr>
+      <w:r>
+        <w:rPr w:rFonts="맑은 고딕">
+          <w:rFonts w:ascii="맑은 고딕" w:hAnsi="맑은 고딕" w:eastAsia="맑은 고딕"/>
+          <w:b w:val="0"/>
+          <w:color w:val="6B7280"/>
+          <w:sz w:val="21"/>
+        </w:rPr>
+        <w:t xml:space="preserve">· </w:t>
+      </w:r>
+      <w:r>
+        <w:rPr w:rFonts="맑은 고딕">
+          <w:rFonts w:ascii="맑은 고딕" w:hAnsi="맑은 고딕" w:eastAsia="맑은 고딕"/>
+          <w:b/>
+          <w:color w:val="1F2937"/>
+          <w:sz w:val="21"/>
+        </w:rPr>
+        <w:t xml:space="preserve">주요 수록곡 특징: </w:t>
+      </w:r>
+      <w:r>
+        <w:rPr w:rFonts="맑은 고딕">
+          <w:rFonts w:ascii="맑은 고딕" w:hAnsi="맑은 고딕" w:eastAsia="맑은 고딕"/>
+          <w:b w:val="0"/>
+          <w:sz w:val="21"/>
+        </w:rPr>
+        <w:t>EMI 사운드의 정취를 대변하는 서정적인 팝 발라드와 세련된 편곡의 스탠더드 팝 트랙들이 조화를 이루며, 감미로운 스트링 오케스트레이션과 따스한 어쿠스틱 선율, 호소력 짙은 보컬이 돋보입니다.</w:t>
+      </w:r>
+    </w:p>
+    <w:p>
+      <w:pPr>
+        <w:spacing w:line="324" w:lineRule="auto" w:after="80"/>
+      </w:pPr>
+      <w:r>
+        <w:rPr w:rFonts="맑은 고딕">
+          <w:rFonts w:ascii="맑은 고딕" w:hAnsi="맑은 고딕" w:eastAsia="맑은 고딕"/>
+          <w:b w:val="0"/>
+          <w:color w:val="6B7280"/>
+          <w:sz w:val="21"/>
+        </w:rPr>
+        <w:t xml:space="preserve">· </w:t>
+      </w:r>
+      <w:r>
+        <w:rPr w:rFonts="맑은 고딕">
+          <w:rFonts w:ascii="맑은 고딕" w:hAnsi="맑은 고딕" w:eastAsia="맑은 고딕"/>
+          <w:b/>
+          <w:color w:val="1F2937"/>
+          <w:sz w:val="21"/>
+        </w:rPr>
+        <w:t xml:space="preserve">빈티지 감상 제언: </w:t>
+      </w:r>
+      <w:r>
+        <w:rPr w:rFonts="맑은 고딕">
+          <w:rFonts w:ascii="맑은 고딕" w:hAnsi="맑은 고딕" w:eastAsia="맑은 고딕"/>
+          <w:b w:val="0"/>
+          <w:sz w:val="21"/>
+        </w:rPr>
+        <w:t>진공관 앰프의 예열된 불빛 아래 턴테이블 카트리지가 묵직한 LP의 소릿골을 스칠 때 피어오르는 온화한 중음역과 풍성한 아날로그 배음은 디지털 음원으로는 결코 느낄 수 없는 가슴 깊은 공간감을 선사합니다.</w:t>
+      </w:r>
+    </w:p>
+    <w:p>
+      <w:pPr>
+        <w:spacing w:line="324" w:lineRule="auto" w:after="80"/>
+      </w:pPr>
+      <w:r>
+        <w:rPr w:rFonts="맑은 고딕">
+          <w:rFonts w:ascii="맑은 고딕" w:hAnsi="맑은 고딕" w:eastAsia="맑은 고딕"/>
+          <w:b w:val="0"/>
+          <w:color w:val="6B7280"/>
+          <w:sz w:val="21"/>
+        </w:rPr>
+        <w:t xml:space="preserve">· </w:t>
+      </w:r>
+      <w:r>
+        <w:rPr w:rFonts="맑은 고딕">
+          <w:rFonts w:ascii="맑은 고딕" w:hAnsi="맑은 고딕" w:eastAsia="맑은 고딕"/>
+          <w:b/>
+          <w:color w:val="1F2937"/>
+          <w:sz w:val="21"/>
+        </w:rPr>
+        <w:t xml:space="preserve">소장 가치: </w:t>
+      </w:r>
+      <w:r>
+        <w:rPr w:rFonts="맑은 고딕">
+          <w:rFonts w:ascii="맑은 고딕" w:hAnsi="맑은 고딕" w:eastAsia="맑은 고딕"/>
+          <w:b w:val="0"/>
+          <w:sz w:val="21"/>
+        </w:rPr>
+        <w:t>세계적인 팝 황금기의 명곡들을 오리지널 아날로그 마스터의 질감으로 온전히 소장할 수 있어, 레코드 컬렉터라면 선반 한 켠을 반드시 비워두어야 할 품격 높은 클래식 바이닐입니다.</w:t>
+      </w:r>
+    </w:p>
+    <w:p>
+      <w:pPr>
+        <w:spacing w:line="324" w:lineRule="auto" w:after="120" w:before="160"/>
+      </w:pPr>
+      <w:r>
+        <w:rPr w:rFonts="맑은 고딕">
+          <w:rFonts w:ascii="맑은 고딕" w:hAnsi="맑은 고딕" w:eastAsia="맑은 고딕"/>
+          <w:b/>
+          <w:color w:val="4338CA"/>
+          <w:sz w:val="21"/>
+        </w:rPr>
+        <w:t>이 음반을 통해 아날로그 바늘 끝에서 피어나는 찬란했던 팝의 황금기가 전해주는 감동을 다시 한번 경험해 보시는 것은 어떨까요?</w:t>
       </w:r>
     </w:p>
     <w:sectPr>
       <w:pgSz w:w="12240" w:h="15840"/>
-      <w:pgMar w:top="1440" w:right="1440" w:bottom="1440" w:left="1440" w:header="720" w:footer="720" w:gutter="0"/>
+      <w:pgMar w:top="1152" w:right="1296" w:bottom="1152" w:left="1296" w:header="720" w:footer="720" w:gutter="0"/>
       <w:cols w:space="720"/>
       <w:docGrid w:linePitch="360"/>
     </w:sectPr>

--- a/word_reports/LP_0041_위치_337_Various Artists_The Best .docx
+++ b/word_reports/LP_0041_위치_337_Various Artists_The Best .docx
@@ -32,7 +32,7 @@
     </w:p>
     <w:p>
       <w:pPr>
-        <w:spacing w:line="324" w:lineRule="auto" w:before="80" w:after="160"/>
+        <w:spacing w:line="324" w:lineRule="auto" w:before="80" w:after="120"/>
       </w:pPr>
       <w:r>
         <w:rPr w:rFonts="맑은 고딕">
@@ -42,13 +42,6 @@
           <w:sz w:val="22"/>
         </w:rPr>
         <w:t xml:space="preserve">[음반 소개] </w:t>
-      </w:r>
-      <w:r>
-        <w:rPr w:rFonts="맑은 고딕">
-          <w:rFonts w:ascii="맑은 고딕" w:hAnsi="맑은 고딕" w:eastAsia="맑은 고딕"/>
-          <w:b w:val="0"/>
-          <w:sz w:val="21"/>
-        </w:rPr>
       </w:r>
     </w:p>
     <w:p>
@@ -61,7 +54,33 @@
           <w:b w:val="0"/>
           <w:sz w:val="21"/>
         </w:rPr>
-        <w:t>반세기가 넘는 세월 동안 세계 대중음악의 찬란한 금자탑을 쌓아 올린 전설적인 레이블 EMI의 눈부신 유산들이 한 장의 바이닐 위에 아름답게 수놓아져 있습니다. 시대를 초월해 전 세계 음악 애호가들의 가슴을 적신 팝과 록의 정수들이 유려한 선율을 따라 보석처럼 펼쳐지며, 아날로그 황금기가 품었던 순수한 낭만을 고스란히 되살려냅니다. 당대 최고의 거장들이 빚어낸 영롱한 멜로디와 서정적인 노랫말은 세월의 더께를 걷어내고 여전히 가슴 벅찬 울림으로 다가옵니다. 음악이 삶의 가장 깊은 위로이자 찬란한 빛이었던 시절의 온기가 턴테이블의 회전을 타고 아늑한 추억의 공간을 창조해 냅니다.</w:t>
+        <w:t>음악의 역사를 기록하고 인류의 청각적 유산을 직조해 온 거대 음반사들 가운데, 영국의 EMI(Electric and Musical Industries)는 언제나 그 정점에 군림해 왔습니다. 비틀스의 숨결이 어린 애비 로드 스튜디오의 찬란한 유산부터 20세기 팝과 록, 그리고 고전음악의 지평을 넓힌 수많은 명인에 이르기까지, EMI의 방대한 아카이브는 곧 대중음악의 영광스러운 서사시 그 자체라 해도 과언이 아닙니다. 본작 『The Best Songs From EMI Vol. 1』은 그 장대한 음악의 은하수 속에서 가장 찬연하게 빛나는 별들을 엄선하여 한 장의 바이닐에 압축해 낸 기념비적인 앤솔러지 음반입니다.</w:t>
+      </w:r>
+    </w:p>
+    <w:p>
+      <w:pPr>
+        <w:spacing w:line="324" w:lineRule="auto" w:after="120"/>
+      </w:pPr>
+      <w:r>
+        <w:rPr w:rFonts="맑은 고딕">
+          <w:rFonts w:ascii="맑은 고딕" w:hAnsi="맑은 고딕" w:eastAsia="맑은 고딕"/>
+          <w:b w:val="0"/>
+          <w:sz w:val="21"/>
+        </w:rPr>
+        <w:t>단순한 상업적 히트곡의 나열을 넘어선 이 음반은, 아날로그 황금기 시절 전 세계 음악 애호가들에게 문화적 나침반 역할을 해주었던 기획의 정수를 보여줍니다. 당대 국내외 팝 음악 애호가들에게 EMI의 로고가 선명한 컴필레이션 앨범은 서구 팝 음악의 세련된 조류와 조우하는 가장 품격 있는 창구였습니다. 한 곡 한 곡이 완결된 예술적 소우주를 형성하며, 시대를 뛰어넘는 보편적인 인간의 희로애락과 서정적 낭만을 노래하는 트랙들은 유기적인 흐름 속에서 듣는 이의 감성을 고요하게 어루만집니다.</w:t>
+      </w:r>
+    </w:p>
+    <w:p>
+      <w:pPr>
+        <w:spacing w:line="324" w:lineRule="auto" w:after="120"/>
+      </w:pPr>
+      <w:r>
+        <w:rPr w:rFonts="맑은 고딕">
+          <w:rFonts w:ascii="맑은 고딕" w:hAnsi="맑은 고딕" w:eastAsia="맑은 고딕"/>
+          <w:b w:val="0"/>
+          <w:sz w:val="21"/>
+        </w:rPr>
+        <w:t>세월의 풍파 속에서도 본 음반이 변치 않는 생명력을 지니는 이유는, 수록된 음악들이 지닌 순수한 멜로디의 미학과 탁월한 사운드 엔지니어링의 결합에 기인합니다. 오케스트레이션이 빚어내는 풍성한 질감, 영혼을 울리는 보컬의 미세한 떨림, 그리고 시대의 공기를 머금은 어쿠스틱 사운드는 오늘날 디지털 음원의 건조함 속에서는 결코 느낄 수 없는 깊은 서정적 잔향을 남깁니다. 시대를 풍미했던 예술가들의 고뇌와 열정이 새겨진 이 그루브는, 시간이라는 강물을 거슬러 올라가 우리에게 잊고 지냈던 낭만의 시대를 다시금 환기해 주는 고귀한 예술적 선물입니다.</w:t>
       </w:r>
     </w:p>
     <w:p>
@@ -168,7 +187,7 @@
           <w:b w:val="0"/>
           <w:sz w:val="21"/>
         </w:rPr>
-        <w:t>유서 깊은 음반 명가 EMI(Electric and Musical Industries)의 방대한 아카이브 중 대중의 뜨거운 사랑을 받은 대표 명곡들을 엄선하여 정성스럽게 엮어낸 기획 컴필레이션 음반입니다.</w:t>
+        <w:t>세계 굴지의 음반 명가 EMI의 방대한 마스터 음원 라이브러리에서 팝 역사에 굵직한 족적을 남긴 대표 명곡들을 선별하여 20세기 후반 바이닐 황금기에 정식 기획·발매된 정통 컴필레이션 명반.</w:t>
       </w:r>
     </w:p>
     <w:p>
@@ -199,7 +218,7 @@
           <w:b w:val="0"/>
           <w:sz w:val="21"/>
         </w:rPr>
-        <w:t>발매 당시 전 세계 및 국내 팝 음악 애호가들 사이에서 필청 음반으로 손꼽히며 폭발적인 판매고를 기록하였고, 라디오 애청곡 순위의 상위권을 독식하며 스테디셀러로 자리매김했습니다.</w:t>
+        <w:t>발매 당시 국내외 팝 팬들과 감상실 애호가들 사이에서 필청 음반으로 꼽히며 스테디셀러를 기록하였고, 라디오 방송 애청곡 순위의 상위권을 독식하며 대중적 소장 열풍을 이끌어냄.</w:t>
       </w:r>
     </w:p>
     <w:p>
@@ -230,7 +249,7 @@
           <w:b w:val="0"/>
           <w:sz w:val="21"/>
         </w:rPr>
-        <w:t>수록곡 대다수가 빌보드 핫 100 1위, 그래미 어워드, 브릿 어워즈 등 세계 유수의 음악 시상식을 석권했던 기념비적인 히트 트랙들로 구성되어 레이블의 공인된 음악적 위상을 증명합니다.</w:t>
+        <w:t>앨범에 수록된 개별 트랙 다수가 그래미 어워드, 브릿 어워즈 노미네이트 및 수상, 빌보드 및 영국 오피셜 차트 1위를 석권한 공인된 세기의 마스터피스들로 구성됨.</w:t>
       </w:r>
     </w:p>
     <w:p>
@@ -275,7 +294,7 @@
           <w:b w:val="0"/>
           <w:sz w:val="21"/>
         </w:rPr>
-        <w:t>다국적 (영국, 미국 등)</w:t>
+        <w:t>영국, 미국 등 다국적 (EMI 레이블 소속 글로벌 거장 연합)</w:t>
       </w:r>
     </w:p>
     <w:p>
@@ -306,7 +325,7 @@
           <w:b w:val="0"/>
           <w:sz w:val="21"/>
         </w:rPr>
-        <w:t>해당 없음 (컴필레이션 앨범)</w:t>
+        <w:t>20세기 팝 음악의 황금기를 빛낸 거장들의 연대기</w:t>
       </w:r>
     </w:p>
     <w:p>
@@ -337,7 +356,7 @@
           <w:b w:val="0"/>
           <w:sz w:val="21"/>
         </w:rPr>
-        <w:t>옴니버스 (Various Artists)</w:t>
+        <w:t>솔로 및 밴드 연합 옴니버스</w:t>
       </w:r>
     </w:p>
     <w:p>
@@ -368,7 +387,7 @@
           <w:b w:val="0"/>
           <w:sz w:val="21"/>
         </w:rPr>
-        <w:t>비틀즈를 필두로 팝 음악의 종주국 역할을 해온 영국 EMI의 간판 아티스트들이 대거 포진하여 다채로운 음악적 스펙트럼을 과시합니다. 팝, 포크, 소프트 록, 발라드 등 각 장르를 개척하고 완성한 전설적인 보컬리스트와 밴드들의 음악적 개성이 완벽한 조화를 이룹니다. 이들은 대중성과 예술성의 경계를 허물며 현대 팝 음악의 기틀을 확립한 위대한 거장들입니다.</w:t>
+        <w:t>대중음악의 패러다임을 바꾼 전설적인 보컬리스트들과 탁월한 송라이터, 명연주자들이 한자리에 모였습니다. 각 아티스트는 독창적인 음색과 장르적 혁신을 통해 당대 팝 씬을 주도하였으며, 현대 대중음악의 토대를 닦은 불멸의 거목들로 평가받습니다.</w:t>
       </w:r>
     </w:p>
     <w:p>
@@ -413,7 +432,7 @@
           <w:b w:val="0"/>
           <w:sz w:val="21"/>
         </w:rPr>
-        <w:t>단편적인 유행가를 나열하는 데 그치지 않고, 팝 음악이 가장 화려하고 서정적으로 꽃피웠던 1970~80년대의 음악사적 지형도를 한눈에 조망할 수 있는 귀중한 문화적 사료입니다.</w:t>
+        <w:t>단일 레이블의 탁월한 안목과 사운드 퀄리티를 증명하는 팝 컴필레이션의 모범으로, 60~80년대 영미 팝의 정수가 어떻게 대중성과 음악성을 동시에 획득했는지를 사료적으로 증명하는 음반.</w:t>
       </w:r>
     </w:p>
     <w:p>
@@ -444,7 +463,7 @@
           <w:b w:val="0"/>
           <w:sz w:val="21"/>
         </w:rPr>
-        <w:t>늦은 밤 심야 라디오에서 흘러나오는 감미로운 멜로디에 귀 기울이며 카세트테이프에 녹음 버튼을 누르던 그 시절 청춘들의 애틋한 추억과 낭만적인 공기가 음구(Groove)마다 아련하게 새겨져 있습니다.</w:t>
+        <w:t>라디오 심야 방송에서 흘러나오는 선율을 숨죽여 카세트테이프에 녹음하고, 음악 다방의 턴테이블 위에서 피어오르던 청춘들의 서글픈 낭만과 풋풋한 그리움이 고스란히 각인된 시대의 문화적 표상.</w:t>
       </w:r>
     </w:p>
     <w:p>
@@ -489,7 +508,7 @@
           <w:b w:val="0"/>
           <w:sz w:val="21"/>
         </w:rPr>
-        <w:t>EMI 사운드의 정취를 대변하는 서정적인 팝 발라드와 세련된 편곡의 스탠더드 팝 트랙들이 조화를 이루며, 감미로운 스트링 오케스트레이션과 따스한 어쿠스틱 선율, 호소력 짙은 보컬이 돋보입니다.</w:t>
+        <w:t>EMI 특유의 유려한 현악 편곡이 돋보이는 스탠다드 팝 넘버부터 가슴을 파고드는 애절한 팝 발라드, 세련된 비트의 소프트 록까지 다채롭게 포진해 있으며, 보컬의 숨소리와 현악기의 질감이 완벽한 밸런스를 이루며 서정미의 극치를 들려줌.</w:t>
       </w:r>
     </w:p>
     <w:p>
@@ -520,7 +539,7 @@
           <w:b w:val="0"/>
           <w:sz w:val="21"/>
         </w:rPr>
-        <w:t>진공관 앰프의 예열된 불빛 아래 턴테이블 카트리지가 묵직한 LP의 소릿골을 스칠 때 피어오르는 온화한 중음역과 풍성한 아날로그 배음은 디지털 음원으로는 결코 느낄 수 없는 가슴 깊은 공간감을 선사합니다.</w:t>
+        <w:t>진공관 앰프의 온기 어린 배음과 턴테이블 카트리지가 바이닐 소리골을 긁으며 일으키는 특유의 잔향 속에서 감상할 때, 중음역대의 풍성한 보컬 텍스처와 아날로그 특유의 공간감이 극대화되어 마치 눈앞에서 연주가 펼쳐지는 듯한 착각을 불러일으킴.</w:t>
       </w:r>
     </w:p>
     <w:p>
@@ -551,7 +570,7 @@
           <w:b w:val="0"/>
           <w:sz w:val="21"/>
         </w:rPr>
-        <w:t>세계적인 팝 황금기의 명곡들을 오리지널 아날로그 마스터의 질감으로 온전히 소장할 수 있어, 레코드 컬렉터라면 선반 한 켠을 반드시 비워두어야 할 품격 높은 클래식 바이닐입니다.</w:t>
+        <w:t>스트리밍 서비스의 무작위 알고리즘으로는 경험할 수 없는, 정교하게 직조된 선곡의 미학과 20세기 레코드 사운드의 정통성을 품고 있어 아날로그 컬렉터에게는 필히 컬렉션의 한 축을 차지해야 할 명반.</w:t>
       </w:r>
     </w:p>
     <w:p>
@@ -565,7 +584,7 @@
           <w:color w:val="4338CA"/>
           <w:sz w:val="21"/>
         </w:rPr>
-        <w:t>이 음반을 통해 아날로그 바늘 끝에서 피어나는 찬란했던 팝의 황금기가 전해주는 감동을 다시 한번 경험해 보시는 것은 어떨까요?</w:t>
+        <w:t>이 음반을 통해 아날로그 황금기가 빚어낸 찬란한 선율과 EMI의 불멸의 거장들이 전해주는 감동을 다시 한번 경험해 보시는 것은 어떨까요?</w:t>
       </w:r>
     </w:p>
     <w:sectPr>
